--- a/第二次作业 2026_02/Homework-202602-柏子鹏.docx
+++ b/第二次作业 2026_02/Homework-202602-柏子鹏.docx
@@ -69,25 +69,7 @@
           <w:color w:val="C00000"/>
           <w:szCs w:val="21"/>
         </w:rPr>
-        <w:t>1. 在RStudio中开启R script新文件，通过CRAN库安装</w:t>
-      </w:r>
-      <w:proofErr w:type="spellStart"/>
-      <w:r>
-        <w:rPr>
-          <w:rFonts w:ascii="DengXian" w:eastAsia="DengXian" w:hAnsi="DengXian" w:cs="Times New Roman" w:hint="eastAsia"/>
-          <w:color w:val="C00000"/>
-          <w:szCs w:val="21"/>
-        </w:rPr>
-        <w:t>tidyverse</w:t>
-      </w:r>
-      <w:proofErr w:type="spellEnd"/>
-      <w:r>
-        <w:rPr>
-          <w:rFonts w:ascii="DengXian" w:eastAsia="DengXian" w:hAnsi="DengXian" w:cs="Times New Roman" w:hint="eastAsia"/>
-          <w:color w:val="C00000"/>
-          <w:szCs w:val="21"/>
-        </w:rPr>
-        <w:t>包，按照规范，写一段代码，完成查找包、安装包和查看包。</w:t>
+        <w:t>1. 在RStudio中开启R script新文件，通过CRAN库安装tidyverse包，按照规范，写一段代码，完成查找包、安装包和查看包。</w:t>
       </w:r>
     </w:p>
     <w:p>
@@ -104,148 +86,244 @@
     <w:p>
       <w:pPr>
         <w:rPr>
+          <w:rFonts w:ascii="DengXian" w:eastAsia="DengXian" w:hAnsi="DengXian" w:cs="Times New Roman"/>
+          <w:szCs w:val="21"/>
+        </w:rPr>
+      </w:pPr>
+      <w:r>
+        <w:rPr>
           <w:rFonts w:ascii="DengXian" w:eastAsia="DengXian" w:hAnsi="DengXian" w:cs="Times New Roman" w:hint="eastAsia"/>
           <w:szCs w:val="21"/>
         </w:rPr>
+        <w:t xml:space="preserve"># 1. 查找tidyverse </w:t>
+      </w:r>
+    </w:p>
+    <w:p>
+      <w:pPr>
+        <w:rPr>
+          <w:rFonts w:ascii="DengXian" w:eastAsia="DengXian" w:hAnsi="DengXian" w:cs="Times New Roman"/>
+          <w:szCs w:val="21"/>
+        </w:rPr>
+      </w:pPr>
+      <w:r>
+        <w:rPr>
+          <w:rFonts w:ascii="DengXian" w:eastAsia="DengXian" w:hAnsi="DengXian" w:cs="Times New Roman"/>
+          <w:szCs w:val="21"/>
+        </w:rPr>
+        <w:t>available.packages()["tidyverse", ]</w:t>
+      </w:r>
+    </w:p>
+    <w:p>
+      <w:pPr>
+        <w:rPr>
+          <w:rFonts w:ascii="DengXian" w:eastAsia="DengXian" w:hAnsi="DengXian" w:cs="Times New Roman"/>
+          <w:szCs w:val="21"/>
+        </w:rPr>
+      </w:pPr>
+    </w:p>
+    <w:p>
+      <w:pPr>
+        <w:rPr>
+          <w:rFonts w:ascii="DengXian" w:eastAsia="DengXian" w:hAnsi="DengXian" w:cs="Times New Roman"/>
+          <w:szCs w:val="21"/>
+        </w:rPr>
       </w:pPr>
       <w:r>
         <w:rPr>
           <w:rFonts w:ascii="DengXian" w:eastAsia="DengXian" w:hAnsi="DengXian" w:cs="Times New Roman" w:hint="eastAsia"/>
           <w:szCs w:val="21"/>
         </w:rPr>
-        <w:t># 1. 查找</w:t>
-      </w:r>
-      <w:proofErr w:type="spellStart"/>
+        <w:t># 2. 从CRAN安装tidyverse</w:t>
+      </w:r>
+    </w:p>
+    <w:p>
+      <w:pPr>
+        <w:rPr>
+          <w:rFonts w:ascii="DengXian" w:eastAsia="DengXian" w:hAnsi="DengXian" w:cs="Times New Roman"/>
+          <w:szCs w:val="21"/>
+        </w:rPr>
+      </w:pPr>
+      <w:r>
+        <w:rPr>
+          <w:rFonts w:ascii="DengXian" w:eastAsia="DengXian" w:hAnsi="DengXian" w:cs="Times New Roman"/>
+          <w:szCs w:val="21"/>
+        </w:rPr>
+        <w:t>install.packages("tidyverse")</w:t>
+      </w:r>
+    </w:p>
+    <w:p>
+      <w:pPr>
+        <w:rPr>
+          <w:rFonts w:ascii="DengXian" w:eastAsia="DengXian" w:hAnsi="DengXian" w:cs="Times New Roman"/>
+          <w:szCs w:val="21"/>
+        </w:rPr>
+      </w:pPr>
+    </w:p>
+    <w:p>
+      <w:pPr>
+        <w:rPr>
+          <w:rFonts w:ascii="DengXian" w:eastAsia="DengXian" w:hAnsi="DengXian" w:cs="Times New Roman"/>
+          <w:szCs w:val="21"/>
+        </w:rPr>
+      </w:pPr>
       <w:r>
         <w:rPr>
           <w:rFonts w:ascii="DengXian" w:eastAsia="DengXian" w:hAnsi="DengXian" w:cs="Times New Roman" w:hint="eastAsia"/>
           <w:szCs w:val="21"/>
         </w:rPr>
-        <w:t>tidyverse</w:t>
-      </w:r>
-      <w:proofErr w:type="spellEnd"/>
+        <w:t># 3. 加载tidyverse</w:t>
+      </w:r>
+    </w:p>
+    <w:p>
+      <w:pPr>
+        <w:rPr>
+          <w:rFonts w:ascii="DengXian" w:eastAsia="DengXian" w:hAnsi="DengXian" w:cs="Times New Roman"/>
+          <w:szCs w:val="21"/>
+        </w:rPr>
+      </w:pPr>
+      <w:r>
+        <w:rPr>
+          <w:rFonts w:ascii="DengXian" w:eastAsia="DengXian" w:hAnsi="DengXian" w:cs="Times New Roman"/>
+          <w:szCs w:val="21"/>
+        </w:rPr>
+        <w:t>library(tidyverse)</w:t>
+      </w:r>
+    </w:p>
+    <w:p>
+      <w:pPr>
+        <w:rPr>
+          <w:rFonts w:ascii="DengXian" w:eastAsia="DengXian" w:hAnsi="DengXian" w:cs="Times New Roman"/>
+          <w:szCs w:val="21"/>
+        </w:rPr>
+      </w:pPr>
+    </w:p>
+    <w:p>
+      <w:pPr>
+        <w:rPr>
+          <w:rFonts w:ascii="DengXian" w:eastAsia="DengXian" w:hAnsi="DengXian" w:cs="Times New Roman"/>
+          <w:szCs w:val="21"/>
+        </w:rPr>
+      </w:pPr>
       <w:r>
         <w:rPr>
           <w:rFonts w:ascii="DengXian" w:eastAsia="DengXian" w:hAnsi="DengXian" w:cs="Times New Roman" w:hint="eastAsia"/>
           <w:szCs w:val="21"/>
         </w:rPr>
-        <w:t xml:space="preserve"> </w:t>
-      </w:r>
-    </w:p>
-    <w:p>
-      <w:pPr>
-        <w:rPr>
-          <w:rFonts w:ascii="DengXian" w:eastAsia="DengXian" w:hAnsi="DengXian" w:cs="Times New Roman"/>
-          <w:szCs w:val="21"/>
-        </w:rPr>
-      </w:pPr>
-      <w:proofErr w:type="spellStart"/>
-      <w:proofErr w:type="gramStart"/>
-      <w:r>
-        <w:rPr>
-          <w:rFonts w:ascii="DengXian" w:eastAsia="DengXian" w:hAnsi="DengXian" w:cs="Times New Roman"/>
-          <w:szCs w:val="21"/>
-        </w:rPr>
-        <w:t>available.packages</w:t>
-      </w:r>
-      <w:proofErr w:type="spellEnd"/>
-      <w:proofErr w:type="gramEnd"/>
-      <w:r>
-        <w:rPr>
-          <w:rFonts w:ascii="DengXian" w:eastAsia="DengXian" w:hAnsi="DengXian" w:cs="Times New Roman"/>
-          <w:szCs w:val="21"/>
-        </w:rPr>
-        <w:t>()["</w:t>
-      </w:r>
-      <w:proofErr w:type="spellStart"/>
-      <w:r>
-        <w:rPr>
-          <w:rFonts w:ascii="DengXian" w:eastAsia="DengXian" w:hAnsi="DengXian" w:cs="Times New Roman"/>
-          <w:szCs w:val="21"/>
-        </w:rPr>
-        <w:t>tidyverse</w:t>
-      </w:r>
-      <w:proofErr w:type="spellEnd"/>
-      <w:r>
-        <w:rPr>
-          <w:rFonts w:ascii="DengXian" w:eastAsia="DengXian" w:hAnsi="DengXian" w:cs="Times New Roman"/>
-          <w:szCs w:val="21"/>
-        </w:rPr>
-        <w:t>", ]</w:t>
-      </w:r>
-    </w:p>
-    <w:p>
-      <w:pPr>
+        <w:t># 4. 查看已安装包中是否包含tidyverse</w:t>
+      </w:r>
+    </w:p>
+    <w:p>
+      <w:pPr>
+        <w:rPr>
+          <w:rFonts w:ascii="DengXian" w:eastAsia="DengXian" w:hAnsi="DengXian" w:cs="Times New Roman"/>
+          <w:szCs w:val="21"/>
+        </w:rPr>
+      </w:pPr>
+      <w:r>
+        <w:rPr>
+          <w:rFonts w:ascii="DengXian" w:eastAsia="DengXian" w:hAnsi="DengXian" w:cs="Times New Roman"/>
+          <w:szCs w:val="21"/>
+        </w:rPr>
+        <w:t>"tidyverse" %in% rownames(installed.packages())</w:t>
+      </w:r>
+    </w:p>
+    <w:p>
+      <w:pPr>
+        <w:rPr>
+          <w:rFonts w:ascii="DengXian" w:eastAsia="DengXian" w:hAnsi="DengXian" w:cs="Times New Roman"/>
+          <w:szCs w:val="21"/>
+        </w:rPr>
+      </w:pPr>
+    </w:p>
+    <w:p>
+      <w:pPr>
+        <w:rPr>
+          <w:rFonts w:ascii="DengXian" w:eastAsia="DengXian" w:hAnsi="DengXian" w:cs="Times New Roman"/>
+          <w:szCs w:val="21"/>
+        </w:rPr>
+      </w:pPr>
+      <w:r>
         <w:rPr>
           <w:rFonts w:ascii="DengXian" w:eastAsia="DengXian" w:hAnsi="DengXian" w:cs="Times New Roman" w:hint="eastAsia"/>
           <w:szCs w:val="21"/>
         </w:rPr>
-      </w:pPr>
-    </w:p>
-    <w:p>
-      <w:pPr>
+        <w:t># 5. 查看tidyverse包的详细信息</w:t>
+      </w:r>
+    </w:p>
+    <w:p>
+      <w:pPr>
+        <w:rPr>
+          <w:rFonts w:ascii="DengXian" w:eastAsia="DengXian" w:hAnsi="DengXian" w:cs="Times New Roman"/>
+          <w:szCs w:val="21"/>
+        </w:rPr>
+      </w:pPr>
+      <w:r>
+        <w:rPr>
+          <w:rFonts w:ascii="DengXian" w:eastAsia="DengXian" w:hAnsi="DengXian" w:cs="Times New Roman"/>
+          <w:szCs w:val="21"/>
+        </w:rPr>
+        <w:t>packageDescription("tidyverse")</w:t>
+      </w:r>
+    </w:p>
+    <w:p>
+      <w:pPr>
+        <w:rPr>
+          <w:rFonts w:ascii="DengXian" w:eastAsia="DengXian" w:hAnsi="DengXian" w:cs="Times New Roman"/>
+          <w:szCs w:val="21"/>
+        </w:rPr>
+      </w:pPr>
+    </w:p>
+    <w:p>
+      <w:pPr>
+        <w:rPr>
+          <w:rFonts w:ascii="DengXian" w:eastAsia="DengXian" w:hAnsi="DengXian" w:cs="Times New Roman"/>
+          <w:szCs w:val="21"/>
+        </w:rPr>
+      </w:pPr>
+      <w:r>
         <w:rPr>
           <w:rFonts w:ascii="DengXian" w:eastAsia="DengXian" w:hAnsi="DengXian" w:cs="Times New Roman" w:hint="eastAsia"/>
           <w:szCs w:val="21"/>
         </w:rPr>
-      </w:pPr>
-      <w:r>
+        <w:t># 6. 查看tidyverse包帮助文档</w:t>
+      </w:r>
+    </w:p>
+    <w:p>
+      <w:pPr>
+        <w:rPr>
+          <w:rFonts w:ascii="DengXian" w:eastAsia="DengXian" w:hAnsi="DengXian" w:cs="Times New Roman"/>
+          <w:szCs w:val="21"/>
+        </w:rPr>
+      </w:pPr>
+      <w:r>
+        <w:rPr>
+          <w:rFonts w:ascii="DengXian" w:eastAsia="DengXian" w:hAnsi="DengXian" w:cs="Times New Roman"/>
+          <w:szCs w:val="21"/>
+        </w:rPr>
+        <w:t>help(package = "tidyverse")</w:t>
+      </w:r>
+    </w:p>
+    <w:p>
+      <w:pPr>
+        <w:rPr>
+          <w:rFonts w:ascii="DengXian" w:eastAsia="DengXian" w:hAnsi="DengXian" w:cs="Times New Roman"/>
+          <w:szCs w:val="21"/>
+        </w:rPr>
+      </w:pPr>
+    </w:p>
+    <w:p>
+      <w:pPr>
         <w:rPr>
           <w:rFonts w:ascii="DengXian" w:eastAsia="DengXian" w:hAnsi="DengXian" w:cs="Times New Roman" w:hint="eastAsia"/>
           <w:szCs w:val="21"/>
         </w:rPr>
-        <w:t># 2. 从CRAN安装</w:t>
-      </w:r>
-      <w:proofErr w:type="spellStart"/>
+      </w:pPr>
       <w:r>
         <w:rPr>
           <w:rFonts w:ascii="DengXian" w:eastAsia="DengXian" w:hAnsi="DengXian" w:cs="Times New Roman" w:hint="eastAsia"/>
           <w:szCs w:val="21"/>
         </w:rPr>
-        <w:t>tidyverse</w:t>
-      </w:r>
-      <w:proofErr w:type="spellEnd"/>
-    </w:p>
-    <w:p>
-      <w:pPr>
-        <w:rPr>
-          <w:rFonts w:ascii="DengXian" w:eastAsia="DengXian" w:hAnsi="DengXian" w:cs="Times New Roman"/>
-          <w:szCs w:val="21"/>
-        </w:rPr>
-      </w:pPr>
-      <w:proofErr w:type="spellStart"/>
-      <w:proofErr w:type="gramStart"/>
-      <w:r>
-        <w:rPr>
-          <w:rFonts w:ascii="DengXian" w:eastAsia="DengXian" w:hAnsi="DengXian" w:cs="Times New Roman"/>
-          <w:szCs w:val="21"/>
-        </w:rPr>
-        <w:t>install.packages</w:t>
-      </w:r>
-      <w:proofErr w:type="spellEnd"/>
-      <w:proofErr w:type="gramEnd"/>
-      <w:r>
-        <w:rPr>
-          <w:rFonts w:ascii="DengXian" w:eastAsia="DengXian" w:hAnsi="DengXian" w:cs="Times New Roman"/>
-          <w:szCs w:val="21"/>
-        </w:rPr>
-        <w:t>("</w:t>
-      </w:r>
-      <w:proofErr w:type="spellStart"/>
-      <w:r>
-        <w:rPr>
-          <w:rFonts w:ascii="DengXian" w:eastAsia="DengXian" w:hAnsi="DengXian" w:cs="Times New Roman"/>
-          <w:szCs w:val="21"/>
-        </w:rPr>
-        <w:t>tidyverse</w:t>
-      </w:r>
-      <w:proofErr w:type="spellEnd"/>
-      <w:r>
-        <w:rPr>
-          <w:rFonts w:ascii="DengXian" w:eastAsia="DengXian" w:hAnsi="DengXian" w:cs="Times New Roman"/>
-          <w:szCs w:val="21"/>
-        </w:rPr>
-        <w:t>")</w:t>
+        <w:t># 7. 查看tidyverse包有哪些函数</w:t>
       </w:r>
     </w:p>
     <w:p>
@@ -255,324 +333,13 @@
           <w:szCs w:val="21"/>
         </w:rPr>
       </w:pPr>
-    </w:p>
-    <w:p>
-      <w:pPr>
-        <w:rPr>
-          <w:rFonts w:ascii="DengXian" w:eastAsia="DengXian" w:hAnsi="DengXian" w:cs="Times New Roman" w:hint="eastAsia"/>
-          <w:szCs w:val="21"/>
-        </w:rPr>
-      </w:pPr>
-      <w:r>
-        <w:rPr>
-          <w:rFonts w:ascii="DengXian" w:eastAsia="DengXian" w:hAnsi="DengXian" w:cs="Times New Roman" w:hint="eastAsia"/>
-          <w:szCs w:val="21"/>
-        </w:rPr>
-        <w:t># 3. 加载</w:t>
-      </w:r>
-      <w:proofErr w:type="spellStart"/>
-      <w:r>
-        <w:rPr>
-          <w:rFonts w:ascii="DengXian" w:eastAsia="DengXian" w:hAnsi="DengXian" w:cs="Times New Roman" w:hint="eastAsia"/>
-          <w:szCs w:val="21"/>
-        </w:rPr>
-        <w:t>tidyverse</w:t>
-      </w:r>
-      <w:proofErr w:type="spellEnd"/>
-    </w:p>
-    <w:p>
-      <w:pPr>
-        <w:rPr>
-          <w:rFonts w:ascii="DengXian" w:eastAsia="DengXian" w:hAnsi="DengXian" w:cs="Times New Roman"/>
-          <w:szCs w:val="21"/>
-        </w:rPr>
-      </w:pPr>
-      <w:r>
-        <w:rPr>
-          <w:rFonts w:ascii="DengXian" w:eastAsia="DengXian" w:hAnsi="DengXian" w:cs="Times New Roman"/>
-          <w:szCs w:val="21"/>
-        </w:rPr>
-        <w:t>library(</w:t>
-      </w:r>
-      <w:proofErr w:type="spellStart"/>
-      <w:r>
-        <w:rPr>
-          <w:rFonts w:ascii="DengXian" w:eastAsia="DengXian" w:hAnsi="DengXian" w:cs="Times New Roman"/>
-          <w:szCs w:val="21"/>
-        </w:rPr>
-        <w:t>tidyverse</w:t>
-      </w:r>
-      <w:proofErr w:type="spellEnd"/>
-      <w:r>
-        <w:rPr>
-          <w:rFonts w:ascii="DengXian" w:eastAsia="DengXian" w:hAnsi="DengXian" w:cs="Times New Roman"/>
-          <w:szCs w:val="21"/>
-        </w:rPr>
-        <w:t>)</w:t>
-      </w:r>
-    </w:p>
-    <w:p>
-      <w:pPr>
-        <w:rPr>
-          <w:rFonts w:ascii="DengXian" w:eastAsia="DengXian" w:hAnsi="DengXian" w:cs="Times New Roman" w:hint="eastAsia"/>
-          <w:szCs w:val="21"/>
-        </w:rPr>
-      </w:pPr>
-    </w:p>
-    <w:p>
-      <w:pPr>
-        <w:rPr>
-          <w:rFonts w:ascii="DengXian" w:eastAsia="DengXian" w:hAnsi="DengXian" w:cs="Times New Roman" w:hint="eastAsia"/>
-          <w:szCs w:val="21"/>
-        </w:rPr>
-      </w:pPr>
-      <w:r>
-        <w:rPr>
-          <w:rFonts w:ascii="DengXian" w:eastAsia="DengXian" w:hAnsi="DengXian" w:cs="Times New Roman" w:hint="eastAsia"/>
-          <w:szCs w:val="21"/>
-        </w:rPr>
-        <w:t># 4. 查看已安装包中是否包含</w:t>
-      </w:r>
-      <w:proofErr w:type="spellStart"/>
-      <w:r>
-        <w:rPr>
-          <w:rFonts w:ascii="DengXian" w:eastAsia="DengXian" w:hAnsi="DengXian" w:cs="Times New Roman" w:hint="eastAsia"/>
-          <w:szCs w:val="21"/>
-        </w:rPr>
-        <w:t>tidyverse</w:t>
-      </w:r>
-      <w:proofErr w:type="spellEnd"/>
-    </w:p>
-    <w:p>
-      <w:pPr>
-        <w:rPr>
-          <w:rFonts w:ascii="DengXian" w:eastAsia="DengXian" w:hAnsi="DengXian" w:cs="Times New Roman" w:hint="eastAsia"/>
-          <w:szCs w:val="21"/>
-        </w:rPr>
-      </w:pPr>
-      <w:r>
-        <w:rPr>
-          <w:rFonts w:ascii="DengXian" w:eastAsia="DengXian" w:hAnsi="DengXian" w:cs="Times New Roman"/>
-          <w:szCs w:val="21"/>
-        </w:rPr>
-        <w:t>"</w:t>
-      </w:r>
-      <w:proofErr w:type="spellStart"/>
-      <w:r>
-        <w:rPr>
-          <w:rFonts w:ascii="DengXian" w:eastAsia="DengXian" w:hAnsi="DengXian" w:cs="Times New Roman"/>
-          <w:szCs w:val="21"/>
-        </w:rPr>
-        <w:t>tidyverse</w:t>
-      </w:r>
-      <w:proofErr w:type="spellEnd"/>
-      <w:r>
-        <w:rPr>
-          <w:rFonts w:ascii="DengXian" w:eastAsia="DengXian" w:hAnsi="DengXian" w:cs="Times New Roman"/>
-          <w:szCs w:val="21"/>
-        </w:rPr>
-        <w:t xml:space="preserve">" %in% </w:t>
-      </w:r>
-      <w:proofErr w:type="spellStart"/>
-      <w:r>
-        <w:rPr>
-          <w:rFonts w:ascii="DengXian" w:eastAsia="DengXian" w:hAnsi="DengXian" w:cs="Times New Roman"/>
-          <w:szCs w:val="21"/>
-        </w:rPr>
-        <w:t>rownames</w:t>
-      </w:r>
-      <w:proofErr w:type="spellEnd"/>
-      <w:r>
-        <w:rPr>
-          <w:rFonts w:ascii="DengXian" w:eastAsia="DengXian" w:hAnsi="DengXian" w:cs="Times New Roman"/>
-          <w:szCs w:val="21"/>
-        </w:rPr>
-        <w:t>(</w:t>
-      </w:r>
-      <w:proofErr w:type="spellStart"/>
-      <w:proofErr w:type="gramStart"/>
-      <w:r>
-        <w:rPr>
-          <w:rFonts w:ascii="DengXian" w:eastAsia="DengXian" w:hAnsi="DengXian" w:cs="Times New Roman"/>
-          <w:szCs w:val="21"/>
-        </w:rPr>
-        <w:t>installed.packages</w:t>
-      </w:r>
-      <w:proofErr w:type="spellEnd"/>
-      <w:proofErr w:type="gramEnd"/>
-      <w:r>
-        <w:rPr>
-          <w:rFonts w:ascii="DengXian" w:eastAsia="DengXian" w:hAnsi="DengXian" w:cs="Times New Roman"/>
-          <w:szCs w:val="21"/>
-        </w:rPr>
-        <w:t>())</w:t>
-      </w:r>
-    </w:p>
-    <w:p>
-      <w:pPr>
-        <w:rPr>
-          <w:rFonts w:ascii="DengXian" w:eastAsia="DengXian" w:hAnsi="DengXian" w:cs="Times New Roman"/>
-          <w:szCs w:val="21"/>
-        </w:rPr>
-      </w:pPr>
-    </w:p>
-    <w:p>
-      <w:pPr>
-        <w:rPr>
-          <w:rFonts w:ascii="DengXian" w:eastAsia="DengXian" w:hAnsi="DengXian" w:cs="Times New Roman" w:hint="eastAsia"/>
-          <w:szCs w:val="21"/>
-        </w:rPr>
-      </w:pPr>
-      <w:r>
-        <w:rPr>
-          <w:rFonts w:ascii="DengXian" w:eastAsia="DengXian" w:hAnsi="DengXian" w:cs="Times New Roman" w:hint="eastAsia"/>
-          <w:szCs w:val="21"/>
-        </w:rPr>
-        <w:t># 5. 查看</w:t>
-      </w:r>
-      <w:proofErr w:type="spellStart"/>
-      <w:r>
-        <w:rPr>
-          <w:rFonts w:ascii="DengXian" w:eastAsia="DengXian" w:hAnsi="DengXian" w:cs="Times New Roman" w:hint="eastAsia"/>
-          <w:szCs w:val="21"/>
-        </w:rPr>
-        <w:t>tidyverse</w:t>
-      </w:r>
-      <w:proofErr w:type="spellEnd"/>
-      <w:r>
-        <w:rPr>
-          <w:rFonts w:ascii="DengXian" w:eastAsia="DengXian" w:hAnsi="DengXian" w:cs="Times New Roman" w:hint="eastAsia"/>
-          <w:szCs w:val="21"/>
-        </w:rPr>
-        <w:t>包的详细信息</w:t>
-      </w:r>
-    </w:p>
-    <w:p>
-      <w:pPr>
-        <w:rPr>
-          <w:rFonts w:ascii="DengXian" w:eastAsia="DengXian" w:hAnsi="DengXian" w:cs="Times New Roman"/>
-          <w:szCs w:val="21"/>
-        </w:rPr>
-      </w:pPr>
-      <w:proofErr w:type="spellStart"/>
-      <w:r>
-        <w:rPr>
-          <w:rFonts w:ascii="DengXian" w:eastAsia="DengXian" w:hAnsi="DengXian" w:cs="Times New Roman"/>
-          <w:szCs w:val="21"/>
-        </w:rPr>
-        <w:t>packageDescription</w:t>
-      </w:r>
-      <w:proofErr w:type="spellEnd"/>
-      <w:r>
-        <w:rPr>
-          <w:rFonts w:ascii="DengXian" w:eastAsia="DengXian" w:hAnsi="DengXian" w:cs="Times New Roman"/>
-          <w:szCs w:val="21"/>
-        </w:rPr>
-        <w:t>("</w:t>
-      </w:r>
-      <w:proofErr w:type="spellStart"/>
-      <w:r>
-        <w:rPr>
-          <w:rFonts w:ascii="DengXian" w:eastAsia="DengXian" w:hAnsi="DengXian" w:cs="Times New Roman"/>
-          <w:szCs w:val="21"/>
-        </w:rPr>
-        <w:t>tidyverse</w:t>
-      </w:r>
-      <w:proofErr w:type="spellEnd"/>
-      <w:r>
-        <w:rPr>
-          <w:rFonts w:ascii="DengXian" w:eastAsia="DengXian" w:hAnsi="DengXian" w:cs="Times New Roman"/>
-          <w:szCs w:val="21"/>
-        </w:rPr>
-        <w:t>")</w:t>
-      </w:r>
-    </w:p>
-    <w:p>
-      <w:pPr>
-        <w:rPr>
-          <w:rFonts w:ascii="DengXian" w:eastAsia="DengXian" w:hAnsi="DengXian" w:cs="Times New Roman" w:hint="eastAsia"/>
-          <w:szCs w:val="21"/>
-        </w:rPr>
-      </w:pPr>
-    </w:p>
-    <w:p>
-      <w:pPr>
-        <w:rPr>
-          <w:rFonts w:ascii="DengXian" w:eastAsia="DengXian" w:hAnsi="DengXian" w:cs="Times New Roman" w:hint="eastAsia"/>
-          <w:szCs w:val="21"/>
-        </w:rPr>
-      </w:pPr>
-      <w:r>
-        <w:rPr>
-          <w:rFonts w:ascii="DengXian" w:eastAsia="DengXian" w:hAnsi="DengXian" w:cs="Times New Roman" w:hint="eastAsia"/>
-          <w:szCs w:val="21"/>
-        </w:rPr>
-        <w:t># 6. 查看</w:t>
-      </w:r>
-      <w:proofErr w:type="spellStart"/>
-      <w:r>
-        <w:rPr>
-          <w:rFonts w:ascii="DengXian" w:eastAsia="DengXian" w:hAnsi="DengXian" w:cs="Times New Roman" w:hint="eastAsia"/>
-          <w:szCs w:val="21"/>
-        </w:rPr>
-        <w:t>tidyverse</w:t>
-      </w:r>
-      <w:proofErr w:type="spellEnd"/>
-      <w:r>
-        <w:rPr>
-          <w:rFonts w:ascii="DengXian" w:eastAsia="DengXian" w:hAnsi="DengXian" w:cs="Times New Roman" w:hint="eastAsia"/>
-          <w:szCs w:val="21"/>
-        </w:rPr>
-        <w:t>包帮助文档</w:t>
-      </w:r>
-    </w:p>
-    <w:p>
-      <w:pPr>
-        <w:rPr>
-          <w:rFonts w:ascii="DengXian" w:eastAsia="DengXian" w:hAnsi="DengXian" w:cs="Times New Roman"/>
-          <w:szCs w:val="21"/>
-        </w:rPr>
-      </w:pPr>
-      <w:proofErr w:type="gramStart"/>
-      <w:r>
-        <w:rPr>
-          <w:rFonts w:ascii="DengXian" w:eastAsia="DengXian" w:hAnsi="DengXian" w:cs="Times New Roman"/>
-          <w:szCs w:val="21"/>
-        </w:rPr>
-        <w:t>help(</w:t>
-      </w:r>
-      <w:proofErr w:type="gramEnd"/>
-      <w:r>
-        <w:rPr>
-          <w:rFonts w:ascii="DengXian" w:eastAsia="DengXian" w:hAnsi="DengXian" w:cs="Times New Roman"/>
-          <w:szCs w:val="21"/>
-        </w:rPr>
-        <w:t>package = "</w:t>
-      </w:r>
-      <w:proofErr w:type="spellStart"/>
-      <w:r>
-        <w:rPr>
-          <w:rFonts w:ascii="DengXian" w:eastAsia="DengXian" w:hAnsi="DengXian" w:cs="Times New Roman"/>
-          <w:szCs w:val="21"/>
-        </w:rPr>
-        <w:t>tidyverse</w:t>
-      </w:r>
-      <w:proofErr w:type="spellEnd"/>
-      <w:r>
-        <w:rPr>
-          <w:rFonts w:ascii="DengXian" w:eastAsia="DengXian" w:hAnsi="DengXian" w:cs="Times New Roman"/>
-          <w:szCs w:val="21"/>
-        </w:rPr>
-        <w:t>")</w:t>
-      </w:r>
-    </w:p>
-    <w:p>
-      <w:pPr>
-        <w:rPr>
-          <w:rFonts w:ascii="DengXian" w:eastAsia="DengXian" w:hAnsi="DengXian" w:cs="Times New Roman"/>
-          <w:szCs w:val="21"/>
-        </w:rPr>
-      </w:pPr>
+      <w:r>
+        <w:rPr>
+          <w:rFonts w:ascii="DengXian" w:eastAsia="DengXian" w:hAnsi="DengXian" w:cs="Times New Roman"/>
+          <w:szCs w:val="21"/>
+        </w:rPr>
+        <w:t>ls("package:tidyverse")</w:t>
+      </w:r>
     </w:p>
     <w:p>
       <w:pPr>
@@ -596,300 +363,335 @@
           <w:color w:val="C00000"/>
           <w:szCs w:val="21"/>
         </w:rPr>
-        <w:t>2. 写一段R脚本，自定义一个函数，检查随机向量</w:t>
-      </w:r>
-      <w:proofErr w:type="spellStart"/>
-      <w:r>
-        <w:rPr>
-          <w:rFonts w:ascii="DengXian" w:eastAsia="DengXian" w:hAnsi="DengXian" w:cs="Times New Roman" w:hint="eastAsia"/>
-          <w:color w:val="C00000"/>
-          <w:szCs w:val="21"/>
-        </w:rPr>
-        <w:t>rnorm</w:t>
-      </w:r>
-      <w:proofErr w:type="spellEnd"/>
-      <w:r>
-        <w:rPr>
-          <w:rFonts w:ascii="DengXian" w:eastAsia="DengXian" w:hAnsi="DengXian" w:cs="Times New Roman" w:hint="eastAsia"/>
-          <w:color w:val="C00000"/>
-          <w:szCs w:val="21"/>
-        </w:rPr>
-        <w:t xml:space="preserve">(n = 10, mean= 35, </w:t>
-      </w:r>
-      <w:proofErr w:type="spellStart"/>
-      <w:r>
-        <w:rPr>
-          <w:rFonts w:ascii="DengXian" w:eastAsia="DengXian" w:hAnsi="DengXian" w:cs="Times New Roman" w:hint="eastAsia"/>
-          <w:color w:val="C00000"/>
-          <w:szCs w:val="21"/>
-        </w:rPr>
-        <w:t>sd</w:t>
-      </w:r>
-      <w:proofErr w:type="spellEnd"/>
-      <w:r>
-        <w:rPr>
-          <w:rFonts w:ascii="DengXian" w:eastAsia="DengXian" w:hAnsi="DengXian" w:cs="Times New Roman" w:hint="eastAsia"/>
-          <w:color w:val="C00000"/>
-          <w:szCs w:val="21"/>
-        </w:rPr>
-        <w:t xml:space="preserve"> = 10）中的每个值是否高于阈值35（可以用for循环，也可用apply()家族）。</w:t>
-      </w:r>
-    </w:p>
-    <w:p>
-      <w:pPr>
+        <w:t>2. 写一段R脚本，自定义一个函数，检查随机向量rnorm(n = 10, mean= 35, sd = 10）中的每个值是否高于阈值35（可以用for循环，也可用apply()家族）。</w:t>
+      </w:r>
+    </w:p>
+    <w:p>
+      <w:pPr>
+        <w:rPr>
+          <w:rFonts w:ascii="DengXian" w:eastAsia="DengXian" w:hAnsi="DengXian" w:cs="Times New Roman"/>
+          <w:b/>
+          <w:bCs/>
+          <w:szCs w:val="21"/>
+        </w:rPr>
+      </w:pPr>
+      <w:r>
         <w:rPr>
           <w:rFonts w:ascii="DengXian" w:eastAsia="DengXian" w:hAnsi="DengXian" w:cs="Times New Roman" w:hint="eastAsia"/>
           <w:b/>
           <w:bCs/>
           <w:szCs w:val="21"/>
         </w:rPr>
-      </w:pPr>
-      <w:r>
-        <w:rPr>
-          <w:rFonts w:ascii="DengXian" w:eastAsia="DengXian" w:hAnsi="DengXian" w:cs="Times New Roman" w:hint="eastAsia"/>
-          <w:b/>
-          <w:bCs/>
-          <w:szCs w:val="21"/>
-        </w:rPr>
         <w:t>答：</w:t>
       </w:r>
     </w:p>
     <w:p>
       <w:pPr>
         <w:rPr>
+          <w:rFonts w:ascii="DengXian" w:eastAsia="DengXian" w:hAnsi="DengXian"/>
+          <w:szCs w:val="21"/>
+        </w:rPr>
+      </w:pPr>
+      <w:r>
+        <w:rPr>
           <w:rFonts w:ascii="DengXian" w:eastAsia="DengXian" w:hAnsi="DengXian" w:hint="eastAsia"/>
           <w:szCs w:val="21"/>
         </w:rPr>
+        <w:t># 使用 for 循环</w:t>
+      </w:r>
+    </w:p>
+    <w:p>
+      <w:pPr>
+        <w:rPr>
+          <w:rFonts w:ascii="DengXian" w:eastAsia="DengXian" w:hAnsi="DengXian"/>
+          <w:szCs w:val="21"/>
+        </w:rPr>
+      </w:pPr>
+      <w:r>
+        <w:rPr>
+          <w:rFonts w:ascii="DengXian" w:eastAsia="DengXian" w:hAnsi="DengXian"/>
+          <w:szCs w:val="21"/>
+        </w:rPr>
+        <w:t>threshold &lt;- function(x, threshold = 35) {</w:t>
+      </w:r>
+    </w:p>
+    <w:p>
+      <w:pPr>
+        <w:rPr>
+          <w:rFonts w:ascii="DengXian" w:eastAsia="DengXian" w:hAnsi="DengXian"/>
+          <w:szCs w:val="21"/>
+        </w:rPr>
+      </w:pPr>
+      <w:r>
+        <w:rPr>
+          <w:rFonts w:ascii="DengXian" w:eastAsia="DengXian" w:hAnsi="DengXian"/>
+          <w:szCs w:val="21"/>
+        </w:rPr>
+        <w:t xml:space="preserve">  result &lt;- vector(length = length(x))</w:t>
+      </w:r>
+    </w:p>
+    <w:p>
+      <w:pPr>
+        <w:rPr>
+          <w:rFonts w:ascii="DengXian" w:eastAsia="DengXian" w:hAnsi="DengXian"/>
+          <w:szCs w:val="21"/>
+        </w:rPr>
+      </w:pPr>
+      <w:r>
+        <w:rPr>
+          <w:rFonts w:ascii="DengXian" w:eastAsia="DengXian" w:hAnsi="DengXian"/>
+          <w:szCs w:val="21"/>
+        </w:rPr>
+        <w:t xml:space="preserve">  for (i in seq_along(x)) {</w:t>
+      </w:r>
+    </w:p>
+    <w:p>
+      <w:pPr>
+        <w:rPr>
+          <w:rFonts w:ascii="DengXian" w:eastAsia="DengXian" w:hAnsi="DengXian"/>
+          <w:szCs w:val="21"/>
+        </w:rPr>
+      </w:pPr>
+      <w:r>
+        <w:rPr>
+          <w:rFonts w:ascii="DengXian" w:eastAsia="DengXian" w:hAnsi="DengXian"/>
+          <w:szCs w:val="21"/>
+        </w:rPr>
+        <w:t xml:space="preserve">    result[i] &lt;- x[i] &gt; threshold</w:t>
+      </w:r>
+    </w:p>
+    <w:p>
+      <w:pPr>
+        <w:rPr>
+          <w:rFonts w:ascii="DengXian" w:eastAsia="DengXian" w:hAnsi="DengXian"/>
+          <w:szCs w:val="21"/>
+        </w:rPr>
+      </w:pPr>
+      <w:r>
+        <w:rPr>
+          <w:rFonts w:ascii="DengXian" w:eastAsia="DengXian" w:hAnsi="DengXian"/>
+          <w:szCs w:val="21"/>
+        </w:rPr>
+        <w:t xml:space="preserve">  }</w:t>
+      </w:r>
+    </w:p>
+    <w:p>
+      <w:pPr>
+        <w:rPr>
+          <w:rFonts w:ascii="DengXian" w:eastAsia="DengXian" w:hAnsi="DengXian"/>
+          <w:szCs w:val="21"/>
+        </w:rPr>
+      </w:pPr>
+      <w:r>
+        <w:rPr>
+          <w:rFonts w:ascii="DengXian" w:eastAsia="DengXian" w:hAnsi="DengXian"/>
+          <w:szCs w:val="21"/>
+        </w:rPr>
+        <w:t xml:space="preserve">  return(result)</w:t>
+      </w:r>
+    </w:p>
+    <w:p>
+      <w:pPr>
+        <w:rPr>
+          <w:rFonts w:ascii="DengXian" w:eastAsia="DengXian" w:hAnsi="DengXian"/>
+          <w:szCs w:val="21"/>
+        </w:rPr>
+      </w:pPr>
+      <w:r>
+        <w:rPr>
+          <w:rFonts w:ascii="DengXian" w:eastAsia="DengXian" w:hAnsi="DengXian"/>
+          <w:szCs w:val="21"/>
+        </w:rPr>
+        <w:t>}</w:t>
+      </w:r>
+    </w:p>
+    <w:p>
+      <w:pPr>
+        <w:rPr>
+          <w:rFonts w:ascii="DengXian" w:eastAsia="DengXian" w:hAnsi="DengXian"/>
+          <w:szCs w:val="21"/>
+        </w:rPr>
+      </w:pPr>
+    </w:p>
+    <w:p>
+      <w:pPr>
+        <w:rPr>
+          <w:rFonts w:ascii="DengXian" w:eastAsia="DengXian" w:hAnsi="DengXian"/>
+          <w:szCs w:val="21"/>
+        </w:rPr>
       </w:pPr>
       <w:r>
         <w:rPr>
           <w:rFonts w:ascii="DengXian" w:eastAsia="DengXian" w:hAnsi="DengXian" w:hint="eastAsia"/>
           <w:szCs w:val="21"/>
         </w:rPr>
-        <w:t># 使用 for 循环</w:t>
-      </w:r>
-    </w:p>
-    <w:p>
-      <w:pPr>
-        <w:rPr>
-          <w:rFonts w:ascii="DengXian" w:eastAsia="DengXian" w:hAnsi="DengXian"/>
-          <w:szCs w:val="21"/>
-        </w:rPr>
-      </w:pPr>
-      <w:r>
-        <w:rPr>
-          <w:rFonts w:ascii="DengXian" w:eastAsia="DengXian" w:hAnsi="DengXian"/>
-          <w:szCs w:val="21"/>
-        </w:rPr>
-        <w:t xml:space="preserve">threshold &lt;- </w:t>
-      </w:r>
-      <w:proofErr w:type="gramStart"/>
-      <w:r>
-        <w:rPr>
-          <w:rFonts w:ascii="DengXian" w:eastAsia="DengXian" w:hAnsi="DengXian"/>
-          <w:szCs w:val="21"/>
-        </w:rPr>
-        <w:t>function(</w:t>
-      </w:r>
-      <w:proofErr w:type="gramEnd"/>
-      <w:r>
-        <w:rPr>
-          <w:rFonts w:ascii="DengXian" w:eastAsia="DengXian" w:hAnsi="DengXian"/>
-          <w:szCs w:val="21"/>
-        </w:rPr>
-        <w:t>x, threshold = 35) {</w:t>
-      </w:r>
-    </w:p>
-    <w:p>
-      <w:pPr>
+        <w:t># 生成随机向量，并用函数判断</w:t>
+      </w:r>
+    </w:p>
+    <w:p>
+      <w:pPr>
+        <w:rPr>
+          <w:rFonts w:ascii="DengXian" w:eastAsia="DengXian" w:hAnsi="DengXian"/>
+          <w:szCs w:val="21"/>
+        </w:rPr>
+      </w:pPr>
+      <w:r>
+        <w:rPr>
+          <w:rFonts w:ascii="DengXian" w:eastAsia="DengXian" w:hAnsi="DengXian"/>
+          <w:szCs w:val="21"/>
+        </w:rPr>
+        <w:t>set.seed(777)</w:t>
+      </w:r>
+    </w:p>
+    <w:p>
+      <w:pPr>
+        <w:rPr>
+          <w:rFonts w:ascii="DengXian" w:eastAsia="DengXian" w:hAnsi="DengXian"/>
+          <w:szCs w:val="21"/>
+        </w:rPr>
+      </w:pPr>
+      <w:r>
+        <w:rPr>
+          <w:rFonts w:ascii="DengXian" w:eastAsia="DengXian" w:hAnsi="DengXian"/>
+          <w:szCs w:val="21"/>
+        </w:rPr>
+        <w:t>x &lt;- rnorm(n = 10, mean = 35, sd = 10)</w:t>
+      </w:r>
+    </w:p>
+    <w:p>
+      <w:pPr>
+        <w:rPr>
+          <w:rFonts w:ascii="DengXian" w:eastAsia="DengXian" w:hAnsi="DengXian"/>
+          <w:szCs w:val="21"/>
+        </w:rPr>
+      </w:pPr>
+      <w:r>
+        <w:rPr>
+          <w:rFonts w:ascii="DengXian" w:eastAsia="DengXian" w:hAnsi="DengXian"/>
+          <w:szCs w:val="21"/>
+        </w:rPr>
+        <w:t>x</w:t>
+      </w:r>
+    </w:p>
+    <w:p>
+      <w:pPr>
+        <w:rPr>
+          <w:rFonts w:ascii="DengXian" w:eastAsia="DengXian" w:hAnsi="DengXian"/>
+          <w:szCs w:val="21"/>
+        </w:rPr>
+      </w:pPr>
+      <w:r>
+        <w:rPr>
+          <w:rFonts w:ascii="DengXian" w:eastAsia="DengXian" w:hAnsi="DengXian"/>
+          <w:szCs w:val="21"/>
+        </w:rPr>
+        <w:t>threshold(x, threshold = 35)</w:t>
+      </w:r>
+    </w:p>
+    <w:p>
+      <w:pPr>
+        <w:rPr>
+          <w:rFonts w:ascii="DengXian" w:eastAsia="DengXian" w:hAnsi="DengXian"/>
+          <w:szCs w:val="21"/>
+        </w:rPr>
+      </w:pPr>
+    </w:p>
+    <w:p>
+      <w:pPr>
+        <w:rPr>
+          <w:rFonts w:ascii="DengXian" w:eastAsia="DengXian" w:hAnsi="DengXian"/>
+          <w:szCs w:val="21"/>
+        </w:rPr>
+      </w:pPr>
+    </w:p>
+    <w:p>
+      <w:pPr>
+        <w:rPr>
+          <w:rFonts w:ascii="DengXian" w:eastAsia="DengXian" w:hAnsi="DengXian"/>
+          <w:szCs w:val="21"/>
+        </w:rPr>
+      </w:pPr>
+    </w:p>
+    <w:p>
+      <w:pPr>
+        <w:rPr>
+          <w:rFonts w:ascii="DengXian" w:eastAsia="DengXian" w:hAnsi="DengXian"/>
+          <w:szCs w:val="21"/>
+        </w:rPr>
+      </w:pPr>
+      <w:r>
         <w:rPr>
           <w:rFonts w:ascii="DengXian" w:eastAsia="DengXian" w:hAnsi="DengXian" w:hint="eastAsia"/>
           <w:szCs w:val="21"/>
         </w:rPr>
-      </w:pPr>
-      <w:r>
-        <w:rPr>
-          <w:rFonts w:ascii="DengXian" w:eastAsia="DengXian" w:hAnsi="DengXian"/>
-          <w:szCs w:val="21"/>
-        </w:rPr>
-        <w:t xml:space="preserve">  result &lt;- </w:t>
-      </w:r>
-      <w:proofErr w:type="gramStart"/>
-      <w:r>
-        <w:rPr>
-          <w:rFonts w:ascii="DengXian" w:eastAsia="DengXian" w:hAnsi="DengXian"/>
-          <w:szCs w:val="21"/>
-        </w:rPr>
-        <w:t>vector(</w:t>
-      </w:r>
-      <w:proofErr w:type="gramEnd"/>
-      <w:r>
-        <w:rPr>
-          <w:rFonts w:ascii="DengXian" w:eastAsia="DengXian" w:hAnsi="DengXian"/>
-          <w:szCs w:val="21"/>
-        </w:rPr>
-        <w:t>length = length(x))</w:t>
-      </w:r>
-    </w:p>
-    <w:p>
-      <w:pPr>
-        <w:rPr>
-          <w:rFonts w:ascii="DengXian" w:eastAsia="DengXian" w:hAnsi="DengXian"/>
-          <w:szCs w:val="21"/>
-        </w:rPr>
-      </w:pPr>
-      <w:r>
-        <w:rPr>
-          <w:rFonts w:ascii="DengXian" w:eastAsia="DengXian" w:hAnsi="DengXian"/>
-          <w:szCs w:val="21"/>
-        </w:rPr>
-        <w:t xml:space="preserve">  for (</w:t>
-      </w:r>
-      <w:proofErr w:type="spellStart"/>
-      <w:r>
-        <w:rPr>
-          <w:rFonts w:ascii="DengXian" w:eastAsia="DengXian" w:hAnsi="DengXian"/>
-          <w:szCs w:val="21"/>
-        </w:rPr>
-        <w:t>i</w:t>
-      </w:r>
-      <w:proofErr w:type="spellEnd"/>
-      <w:r>
-        <w:rPr>
-          <w:rFonts w:ascii="DengXian" w:eastAsia="DengXian" w:hAnsi="DengXian"/>
-          <w:szCs w:val="21"/>
-        </w:rPr>
-        <w:t xml:space="preserve"> in </w:t>
-      </w:r>
-      <w:proofErr w:type="spellStart"/>
-      <w:r>
-        <w:rPr>
-          <w:rFonts w:ascii="DengXian" w:eastAsia="DengXian" w:hAnsi="DengXian"/>
-          <w:szCs w:val="21"/>
-        </w:rPr>
-        <w:t>seq_along</w:t>
-      </w:r>
-      <w:proofErr w:type="spellEnd"/>
-      <w:r>
-        <w:rPr>
-          <w:rFonts w:ascii="DengXian" w:eastAsia="DengXian" w:hAnsi="DengXian"/>
-          <w:szCs w:val="21"/>
-        </w:rPr>
-        <w:t>(x)) {</w:t>
-      </w:r>
-    </w:p>
-    <w:p>
-      <w:pPr>
-        <w:rPr>
-          <w:rFonts w:ascii="DengXian" w:eastAsia="DengXian" w:hAnsi="DengXian"/>
-          <w:szCs w:val="21"/>
-        </w:rPr>
-      </w:pPr>
-      <w:r>
-        <w:rPr>
-          <w:rFonts w:ascii="DengXian" w:eastAsia="DengXian" w:hAnsi="DengXian"/>
-          <w:szCs w:val="21"/>
-        </w:rPr>
-        <w:t xml:space="preserve">    result[</w:t>
-      </w:r>
-      <w:proofErr w:type="spellStart"/>
-      <w:r>
-        <w:rPr>
-          <w:rFonts w:ascii="DengXian" w:eastAsia="DengXian" w:hAnsi="DengXian"/>
-          <w:szCs w:val="21"/>
-        </w:rPr>
-        <w:t>i</w:t>
-      </w:r>
-      <w:proofErr w:type="spellEnd"/>
-      <w:r>
-        <w:rPr>
-          <w:rFonts w:ascii="DengXian" w:eastAsia="DengXian" w:hAnsi="DengXian"/>
-          <w:szCs w:val="21"/>
-        </w:rPr>
-        <w:t>] &lt;- x[</w:t>
-      </w:r>
-      <w:proofErr w:type="spellStart"/>
-      <w:r>
-        <w:rPr>
-          <w:rFonts w:ascii="DengXian" w:eastAsia="DengXian" w:hAnsi="DengXian"/>
-          <w:szCs w:val="21"/>
-        </w:rPr>
-        <w:t>i</w:t>
-      </w:r>
-      <w:proofErr w:type="spellEnd"/>
-      <w:r>
-        <w:rPr>
-          <w:rFonts w:ascii="DengXian" w:eastAsia="DengXian" w:hAnsi="DengXian"/>
-          <w:szCs w:val="21"/>
-        </w:rPr>
-        <w:t>] &gt; threshold</w:t>
-      </w:r>
-    </w:p>
-    <w:p>
-      <w:pPr>
+        <w:t># 使用 apply 家族</w:t>
+      </w:r>
+    </w:p>
+    <w:p>
+      <w:pPr>
+        <w:rPr>
+          <w:rFonts w:ascii="DengXian" w:eastAsia="DengXian" w:hAnsi="DengXian"/>
+          <w:szCs w:val="21"/>
+        </w:rPr>
+      </w:pPr>
+      <w:r>
+        <w:rPr>
+          <w:rFonts w:ascii="DengXian" w:eastAsia="DengXian" w:hAnsi="DengXian"/>
+          <w:szCs w:val="21"/>
+        </w:rPr>
+        <w:t>threshold_apply &lt;- function(y, threshold = 35) {</w:t>
+      </w:r>
+    </w:p>
+    <w:p>
+      <w:pPr>
+        <w:rPr>
+          <w:rFonts w:ascii="DengXian" w:eastAsia="DengXian" w:hAnsi="DengXian"/>
+          <w:szCs w:val="21"/>
+        </w:rPr>
+      </w:pPr>
+      <w:r>
+        <w:rPr>
+          <w:rFonts w:ascii="DengXian" w:eastAsia="DengXian" w:hAnsi="DengXian"/>
+          <w:szCs w:val="21"/>
+        </w:rPr>
+        <w:t xml:space="preserve">  sapply(y, function(i) i &gt; threshold)</w:t>
+      </w:r>
+    </w:p>
+    <w:p>
+      <w:pPr>
+        <w:rPr>
+          <w:rFonts w:ascii="DengXian" w:eastAsia="DengXian" w:hAnsi="DengXian"/>
+          <w:szCs w:val="21"/>
+        </w:rPr>
+      </w:pPr>
+      <w:r>
+        <w:rPr>
+          <w:rFonts w:ascii="DengXian" w:eastAsia="DengXian" w:hAnsi="DengXian"/>
+          <w:szCs w:val="21"/>
+        </w:rPr>
+        <w:t xml:space="preserve">  }</w:t>
+      </w:r>
+    </w:p>
+    <w:p>
+      <w:pPr>
+        <w:rPr>
+          <w:rFonts w:ascii="DengXian" w:eastAsia="DengXian" w:hAnsi="DengXian"/>
+          <w:szCs w:val="21"/>
+        </w:rPr>
+      </w:pPr>
+    </w:p>
+    <w:p>
+      <w:pPr>
+        <w:rPr>
+          <w:rFonts w:ascii="DengXian" w:eastAsia="DengXian" w:hAnsi="DengXian"/>
+          <w:szCs w:val="21"/>
+        </w:rPr>
+      </w:pPr>
+      <w:r>
         <w:rPr>
           <w:rFonts w:ascii="DengXian" w:eastAsia="DengXian" w:hAnsi="DengXian" w:hint="eastAsia"/>
           <w:szCs w:val="21"/>
         </w:rPr>
-      </w:pPr>
-      <w:r>
-        <w:rPr>
-          <w:rFonts w:ascii="DengXian" w:eastAsia="DengXian" w:hAnsi="DengXian"/>
-          <w:szCs w:val="21"/>
-        </w:rPr>
-        <w:t xml:space="preserve">  }</w:t>
-      </w:r>
-    </w:p>
-    <w:p>
-      <w:pPr>
-        <w:rPr>
-          <w:rFonts w:ascii="DengXian" w:eastAsia="DengXian" w:hAnsi="DengXian"/>
-          <w:szCs w:val="21"/>
-        </w:rPr>
-      </w:pPr>
-      <w:r>
-        <w:rPr>
-          <w:rFonts w:ascii="DengXian" w:eastAsia="DengXian" w:hAnsi="DengXian"/>
-          <w:szCs w:val="21"/>
-        </w:rPr>
-        <w:t xml:space="preserve">  return(result)</w:t>
-      </w:r>
-    </w:p>
-    <w:p>
-      <w:pPr>
-        <w:rPr>
-          <w:rFonts w:ascii="DengXian" w:eastAsia="DengXian" w:hAnsi="DengXian"/>
-          <w:szCs w:val="21"/>
-        </w:rPr>
-      </w:pPr>
-      <w:r>
-        <w:rPr>
-          <w:rFonts w:ascii="DengXian" w:eastAsia="DengXian" w:hAnsi="DengXian"/>
-          <w:szCs w:val="21"/>
-        </w:rPr>
-        <w:t>}</w:t>
-      </w:r>
-    </w:p>
-    <w:p>
-      <w:pPr>
-        <w:rPr>
-          <w:rFonts w:ascii="DengXian" w:eastAsia="DengXian" w:hAnsi="DengXian"/>
-          <w:szCs w:val="21"/>
-        </w:rPr>
-      </w:pPr>
-    </w:p>
-    <w:p>
-      <w:pPr>
-        <w:rPr>
-          <w:rFonts w:ascii="DengXian" w:eastAsia="DengXian" w:hAnsi="DengXian" w:hint="eastAsia"/>
-          <w:szCs w:val="21"/>
-        </w:rPr>
-      </w:pPr>
-      <w:r>
-        <w:rPr>
-          <w:rFonts w:ascii="DengXian" w:eastAsia="DengXian" w:hAnsi="DengXian" w:hint="eastAsia"/>
-          <w:szCs w:val="21"/>
-        </w:rPr>
         <w:t># 生成随机向量，并用函数判断</w:t>
       </w:r>
     </w:p>
@@ -900,389 +702,27 @@
           <w:szCs w:val="21"/>
         </w:rPr>
       </w:pPr>
-      <w:proofErr w:type="spellStart"/>
-      <w:proofErr w:type="gramStart"/>
-      <w:r>
-        <w:rPr>
-          <w:rFonts w:ascii="DengXian" w:eastAsia="DengXian" w:hAnsi="DengXian"/>
-          <w:szCs w:val="21"/>
-        </w:rPr>
-        <w:t>set.seed</w:t>
-      </w:r>
-      <w:proofErr w:type="spellEnd"/>
-      <w:proofErr w:type="gramEnd"/>
-      <w:r>
-        <w:rPr>
-          <w:rFonts w:ascii="DengXian" w:eastAsia="DengXian" w:hAnsi="DengXian"/>
-          <w:szCs w:val="21"/>
-        </w:rPr>
-        <w:t>(777)</w:t>
-      </w:r>
-    </w:p>
-    <w:p>
-      <w:pPr>
-        <w:rPr>
-          <w:rFonts w:ascii="DengXian" w:eastAsia="DengXian" w:hAnsi="DengXian"/>
-          <w:szCs w:val="21"/>
-        </w:rPr>
-      </w:pPr>
-      <w:r>
-        <w:rPr>
-          <w:rFonts w:ascii="DengXian" w:eastAsia="DengXian" w:hAnsi="DengXian"/>
-          <w:szCs w:val="21"/>
-        </w:rPr>
-        <w:t xml:space="preserve">x &lt;- </w:t>
-      </w:r>
-      <w:proofErr w:type="spellStart"/>
-      <w:proofErr w:type="gramStart"/>
-      <w:r>
-        <w:rPr>
-          <w:rFonts w:ascii="DengXian" w:eastAsia="DengXian" w:hAnsi="DengXian"/>
-          <w:szCs w:val="21"/>
-        </w:rPr>
-        <w:t>rnorm</w:t>
-      </w:r>
-      <w:proofErr w:type="spellEnd"/>
-      <w:r>
-        <w:rPr>
-          <w:rFonts w:ascii="DengXian" w:eastAsia="DengXian" w:hAnsi="DengXian"/>
-          <w:szCs w:val="21"/>
-        </w:rPr>
-        <w:t>(</w:t>
-      </w:r>
-      <w:proofErr w:type="gramEnd"/>
-      <w:r>
-        <w:rPr>
-          <w:rFonts w:ascii="DengXian" w:eastAsia="DengXian" w:hAnsi="DengXian"/>
-          <w:szCs w:val="21"/>
-        </w:rPr>
-        <w:t xml:space="preserve">n = 10, mean = 35, </w:t>
-      </w:r>
-      <w:proofErr w:type="spellStart"/>
-      <w:r>
-        <w:rPr>
-          <w:rFonts w:ascii="DengXian" w:eastAsia="DengXian" w:hAnsi="DengXian"/>
-          <w:szCs w:val="21"/>
-        </w:rPr>
-        <w:t>sd</w:t>
-      </w:r>
-      <w:proofErr w:type="spellEnd"/>
-      <w:r>
-        <w:rPr>
-          <w:rFonts w:ascii="DengXian" w:eastAsia="DengXian" w:hAnsi="DengXian"/>
-          <w:szCs w:val="21"/>
-        </w:rPr>
-        <w:t xml:space="preserve"> = 10)</w:t>
-      </w:r>
-    </w:p>
-    <w:p>
-      <w:pPr>
-        <w:rPr>
-          <w:rFonts w:ascii="DengXian" w:eastAsia="DengXian" w:hAnsi="DengXian"/>
-          <w:szCs w:val="21"/>
-        </w:rPr>
-      </w:pPr>
-      <w:r>
-        <w:rPr>
-          <w:rFonts w:ascii="DengXian" w:eastAsia="DengXian" w:hAnsi="DengXian"/>
-          <w:szCs w:val="21"/>
-        </w:rPr>
-        <w:t>x</w:t>
-      </w:r>
-    </w:p>
-    <w:p>
-      <w:pPr>
-        <w:rPr>
-          <w:rFonts w:ascii="DengXian" w:eastAsia="DengXian" w:hAnsi="DengXian"/>
-          <w:szCs w:val="21"/>
-        </w:rPr>
-      </w:pPr>
-      <w:proofErr w:type="gramStart"/>
-      <w:r>
-        <w:rPr>
-          <w:rFonts w:ascii="DengXian" w:eastAsia="DengXian" w:hAnsi="DengXian"/>
-          <w:szCs w:val="21"/>
-        </w:rPr>
-        <w:t>threshold(</w:t>
-      </w:r>
-      <w:proofErr w:type="gramEnd"/>
-      <w:r>
-        <w:rPr>
-          <w:rFonts w:ascii="DengXian" w:eastAsia="DengXian" w:hAnsi="DengXian"/>
-          <w:szCs w:val="21"/>
-        </w:rPr>
-        <w:t>x, threshold = 35)</w:t>
-      </w:r>
-    </w:p>
-    <w:p>
-      <w:pPr>
-        <w:rPr>
-          <w:rFonts w:ascii="DengXian" w:eastAsia="DengXian" w:hAnsi="DengXian"/>
-          <w:szCs w:val="21"/>
-        </w:rPr>
-      </w:pPr>
-    </w:p>
-    <w:p>
-      <w:pPr>
-        <w:rPr>
-          <w:rFonts w:ascii="DengXian" w:eastAsia="DengXian" w:hAnsi="DengXian"/>
-          <w:szCs w:val="21"/>
-        </w:rPr>
-      </w:pPr>
-    </w:p>
-    <w:p>
-      <w:pPr>
-        <w:rPr>
-          <w:rFonts w:ascii="DengXian" w:eastAsia="DengXian" w:hAnsi="DengXian" w:hint="eastAsia"/>
-          <w:szCs w:val="21"/>
-        </w:rPr>
-      </w:pPr>
-    </w:p>
-    <w:p>
-      <w:pPr>
-        <w:rPr>
-          <w:rFonts w:ascii="DengXian" w:eastAsia="DengXian" w:hAnsi="DengXian" w:hint="eastAsia"/>
-          <w:szCs w:val="21"/>
-        </w:rPr>
-      </w:pPr>
-      <w:r>
-        <w:rPr>
-          <w:rFonts w:ascii="DengXian" w:eastAsia="DengXian" w:hAnsi="DengXian" w:hint="eastAsia"/>
-          <w:szCs w:val="21"/>
-        </w:rPr>
-        <w:t># 使用 apply 家族</w:t>
-      </w:r>
-    </w:p>
-    <w:p>
-      <w:pPr>
-        <w:rPr>
-          <w:rFonts w:ascii="DengXian" w:eastAsia="DengXian" w:hAnsi="DengXian"/>
-          <w:szCs w:val="21"/>
-        </w:rPr>
-      </w:pPr>
-      <w:proofErr w:type="spellStart"/>
-      <w:r>
-        <w:rPr>
-          <w:rFonts w:ascii="DengXian" w:eastAsia="DengXian" w:hAnsi="DengXian"/>
-          <w:szCs w:val="21"/>
-        </w:rPr>
-        <w:t>threshold_apply</w:t>
-      </w:r>
-      <w:proofErr w:type="spellEnd"/>
-      <w:r>
-        <w:rPr>
-          <w:rFonts w:ascii="DengXian" w:eastAsia="DengXian" w:hAnsi="DengXian"/>
-          <w:szCs w:val="21"/>
-        </w:rPr>
-        <w:t xml:space="preserve"> &lt;- </w:t>
-      </w:r>
-      <w:proofErr w:type="gramStart"/>
-      <w:r>
-        <w:rPr>
-          <w:rFonts w:ascii="DengXian" w:eastAsia="DengXian" w:hAnsi="DengXian"/>
-          <w:szCs w:val="21"/>
-        </w:rPr>
-        <w:t>function(</w:t>
-      </w:r>
-      <w:proofErr w:type="gramEnd"/>
-      <w:r>
-        <w:rPr>
-          <w:rFonts w:ascii="DengXian" w:eastAsia="DengXian" w:hAnsi="DengXian"/>
-          <w:szCs w:val="21"/>
-        </w:rPr>
-        <w:t>y, threshold = 35) {</w:t>
-      </w:r>
-    </w:p>
-    <w:p>
-      <w:pPr>
-        <w:rPr>
-          <w:rFonts w:ascii="DengXian" w:eastAsia="DengXian" w:hAnsi="DengXian"/>
-          <w:szCs w:val="21"/>
-        </w:rPr>
-      </w:pPr>
-      <w:r>
-        <w:rPr>
-          <w:rFonts w:ascii="DengXian" w:eastAsia="DengXian" w:hAnsi="DengXian"/>
-          <w:szCs w:val="21"/>
-        </w:rPr>
-        <w:t xml:space="preserve">  </w:t>
-      </w:r>
-      <w:proofErr w:type="spellStart"/>
-      <w:proofErr w:type="gramStart"/>
-      <w:r>
-        <w:rPr>
-          <w:rFonts w:ascii="DengXian" w:eastAsia="DengXian" w:hAnsi="DengXian"/>
-          <w:szCs w:val="21"/>
-        </w:rPr>
-        <w:t>sapply</w:t>
-      </w:r>
-      <w:proofErr w:type="spellEnd"/>
-      <w:r>
-        <w:rPr>
-          <w:rFonts w:ascii="DengXian" w:eastAsia="DengXian" w:hAnsi="DengXian"/>
-          <w:szCs w:val="21"/>
-        </w:rPr>
-        <w:t>(</w:t>
-      </w:r>
-      <w:proofErr w:type="gramEnd"/>
-      <w:r>
-        <w:rPr>
-          <w:rFonts w:ascii="DengXian" w:eastAsia="DengXian" w:hAnsi="DengXian"/>
-          <w:szCs w:val="21"/>
-        </w:rPr>
-        <w:t>y, function(</w:t>
-      </w:r>
-      <w:proofErr w:type="spellStart"/>
-      <w:r>
-        <w:rPr>
-          <w:rFonts w:ascii="DengXian" w:eastAsia="DengXian" w:hAnsi="DengXian"/>
-          <w:szCs w:val="21"/>
-        </w:rPr>
-        <w:t>i</w:t>
-      </w:r>
-      <w:proofErr w:type="spellEnd"/>
-      <w:r>
-        <w:rPr>
-          <w:rFonts w:ascii="DengXian" w:eastAsia="DengXian" w:hAnsi="DengXian"/>
-          <w:szCs w:val="21"/>
-        </w:rPr>
-        <w:t xml:space="preserve">) </w:t>
-      </w:r>
-      <w:proofErr w:type="spellStart"/>
-      <w:r>
-        <w:rPr>
-          <w:rFonts w:ascii="DengXian" w:eastAsia="DengXian" w:hAnsi="DengXian"/>
-          <w:szCs w:val="21"/>
-        </w:rPr>
-        <w:t>i</w:t>
-      </w:r>
-      <w:proofErr w:type="spellEnd"/>
-      <w:r>
-        <w:rPr>
-          <w:rFonts w:ascii="DengXian" w:eastAsia="DengXian" w:hAnsi="DengXian"/>
-          <w:szCs w:val="21"/>
-        </w:rPr>
-        <w:t xml:space="preserve"> &gt; threshold)</w:t>
-      </w:r>
-    </w:p>
-    <w:p>
-      <w:pPr>
-        <w:rPr>
-          <w:rFonts w:ascii="DengXian" w:eastAsia="DengXian" w:hAnsi="DengXian"/>
-          <w:szCs w:val="21"/>
-        </w:rPr>
-      </w:pPr>
-      <w:r>
-        <w:rPr>
-          <w:rFonts w:ascii="DengXian" w:eastAsia="DengXian" w:hAnsi="DengXian"/>
-          <w:szCs w:val="21"/>
-        </w:rPr>
-        <w:t xml:space="preserve">  }</w:t>
-      </w:r>
-    </w:p>
-    <w:p>
-      <w:pPr>
-        <w:rPr>
-          <w:rFonts w:ascii="DengXian" w:eastAsia="DengXian" w:hAnsi="DengXian"/>
-          <w:szCs w:val="21"/>
-        </w:rPr>
-      </w:pPr>
-    </w:p>
-    <w:p>
-      <w:pPr>
-        <w:rPr>
-          <w:rFonts w:ascii="DengXian" w:eastAsia="DengXian" w:hAnsi="DengXian" w:hint="eastAsia"/>
-          <w:szCs w:val="21"/>
-        </w:rPr>
-      </w:pPr>
-      <w:r>
-        <w:rPr>
-          <w:rFonts w:ascii="DengXian" w:eastAsia="DengXian" w:hAnsi="DengXian" w:hint="eastAsia"/>
-          <w:szCs w:val="21"/>
-        </w:rPr>
-        <w:t># 生成随机向量，并用函数判断</w:t>
-      </w:r>
-    </w:p>
-    <w:p>
-      <w:pPr>
-        <w:rPr>
-          <w:rFonts w:ascii="DengXian" w:eastAsia="DengXian" w:hAnsi="DengXian"/>
-          <w:szCs w:val="21"/>
-        </w:rPr>
-      </w:pPr>
-      <w:proofErr w:type="spellStart"/>
-      <w:proofErr w:type="gramStart"/>
-      <w:r>
-        <w:rPr>
-          <w:rFonts w:ascii="DengXian" w:eastAsia="DengXian" w:hAnsi="DengXian"/>
-          <w:szCs w:val="21"/>
-        </w:rPr>
-        <w:t>set.seed</w:t>
-      </w:r>
-      <w:proofErr w:type="spellEnd"/>
-      <w:proofErr w:type="gramEnd"/>
-      <w:r>
-        <w:rPr>
-          <w:rFonts w:ascii="DengXian" w:eastAsia="DengXian" w:hAnsi="DengXian"/>
-          <w:szCs w:val="21"/>
-        </w:rPr>
-        <w:t>(888)</w:t>
-      </w:r>
-    </w:p>
-    <w:p>
-      <w:pPr>
-        <w:rPr>
-          <w:rFonts w:ascii="DengXian" w:eastAsia="DengXian" w:hAnsi="DengXian"/>
-          <w:szCs w:val="21"/>
-        </w:rPr>
-      </w:pPr>
-      <w:r>
-        <w:rPr>
-          <w:rFonts w:ascii="DengXian" w:eastAsia="DengXian" w:hAnsi="DengXian"/>
-          <w:szCs w:val="21"/>
-        </w:rPr>
-        <w:t xml:space="preserve">y &lt;- </w:t>
-      </w:r>
-      <w:proofErr w:type="spellStart"/>
-      <w:proofErr w:type="gramStart"/>
-      <w:r>
-        <w:rPr>
-          <w:rFonts w:ascii="DengXian" w:eastAsia="DengXian" w:hAnsi="DengXian"/>
-          <w:szCs w:val="21"/>
-        </w:rPr>
-        <w:t>rnorm</w:t>
-      </w:r>
-      <w:proofErr w:type="spellEnd"/>
-      <w:r>
-        <w:rPr>
-          <w:rFonts w:ascii="DengXian" w:eastAsia="DengXian" w:hAnsi="DengXian"/>
-          <w:szCs w:val="21"/>
-        </w:rPr>
-        <w:t>(</w:t>
-      </w:r>
-      <w:proofErr w:type="gramEnd"/>
-      <w:r>
-        <w:rPr>
-          <w:rFonts w:ascii="DengXian" w:eastAsia="DengXian" w:hAnsi="DengXian"/>
-          <w:szCs w:val="21"/>
-        </w:rPr>
-        <w:t xml:space="preserve">n = 10, mean = 35, </w:t>
-      </w:r>
-      <w:proofErr w:type="spellStart"/>
-      <w:r>
-        <w:rPr>
-          <w:rFonts w:ascii="DengXian" w:eastAsia="DengXian" w:hAnsi="DengXian"/>
-          <w:szCs w:val="21"/>
-        </w:rPr>
-        <w:t>sd</w:t>
-      </w:r>
-      <w:proofErr w:type="spellEnd"/>
-      <w:r>
-        <w:rPr>
-          <w:rFonts w:ascii="DengXian" w:eastAsia="DengXian" w:hAnsi="DengXian"/>
-          <w:szCs w:val="21"/>
-        </w:rPr>
-        <w:t xml:space="preserve"> = 10)</w:t>
+      <w:r>
+        <w:rPr>
+          <w:rFonts w:ascii="DengXian" w:eastAsia="DengXian" w:hAnsi="DengXian"/>
+          <w:szCs w:val="21"/>
+        </w:rPr>
+        <w:t>set.seed(888)</w:t>
+      </w:r>
+    </w:p>
+    <w:p>
+      <w:pPr>
+        <w:rPr>
+          <w:rFonts w:ascii="DengXian" w:eastAsia="DengXian" w:hAnsi="DengXian"/>
+          <w:szCs w:val="21"/>
+        </w:rPr>
+      </w:pPr>
+      <w:r>
+        <w:rPr>
+          <w:rFonts w:ascii="DengXian" w:eastAsia="DengXian" w:hAnsi="DengXian"/>
+          <w:szCs w:val="21"/>
+        </w:rPr>
+        <w:t>y &lt;- rnorm(n = 10, mean = 35, sd = 10)</w:t>
       </w:r>
     </w:p>
     <w:p>
@@ -1303,41 +743,16 @@
     <w:p>
       <w:pPr>
         <w:rPr>
-          <w:rFonts w:ascii="DengXian" w:eastAsia="DengXian" w:hAnsi="DengXian" w:hint="eastAsia"/>
-          <w:szCs w:val="21"/>
-        </w:rPr>
-      </w:pPr>
-      <w:proofErr w:type="spellStart"/>
-      <w:r>
-        <w:rPr>
-          <w:rFonts w:ascii="DengXian" w:eastAsia="DengXian" w:hAnsi="DengXian"/>
-          <w:szCs w:val="21"/>
-        </w:rPr>
-        <w:t>threshold_</w:t>
-      </w:r>
-      <w:proofErr w:type="gramStart"/>
-      <w:r>
-        <w:rPr>
-          <w:rFonts w:ascii="DengXian" w:eastAsia="DengXian" w:hAnsi="DengXian"/>
-          <w:szCs w:val="21"/>
-        </w:rPr>
-        <w:t>apply</w:t>
-      </w:r>
-      <w:proofErr w:type="spellEnd"/>
-      <w:r>
-        <w:rPr>
-          <w:rFonts w:ascii="DengXian" w:eastAsia="DengXian" w:hAnsi="DengXian"/>
-          <w:szCs w:val="21"/>
-        </w:rPr>
-        <w:t>(</w:t>
-      </w:r>
-      <w:proofErr w:type="gramEnd"/>
-      <w:r>
-        <w:rPr>
-          <w:rFonts w:ascii="DengXian" w:eastAsia="DengXian" w:hAnsi="DengXian"/>
-          <w:szCs w:val="21"/>
-        </w:rPr>
-        <w:t>y, threshold = 35)</w:t>
+          <w:rFonts w:ascii="DengXian" w:eastAsia="DengXian" w:hAnsi="DengXian"/>
+          <w:szCs w:val="21"/>
+        </w:rPr>
+      </w:pPr>
+      <w:r>
+        <w:rPr>
+          <w:rFonts w:ascii="DengXian" w:eastAsia="DengXian" w:hAnsi="DengXian"/>
+          <w:szCs w:val="21"/>
+        </w:rPr>
+        <w:t>threshold_apply(y, threshold = 35)</w:t>
       </w:r>
     </w:p>
     <w:p/>

--- a/第二次作业 2026_02/Homework-202602-柏子鹏.docx
+++ b/第二次作业 2026_02/Homework-202602-柏子鹏.docx
@@ -86,16 +86,54 @@
     <w:p>
       <w:pPr>
         <w:rPr>
-          <w:rFonts w:ascii="DengXian" w:eastAsia="DengXian" w:hAnsi="DengXian" w:cs="Times New Roman"/>
-          <w:szCs w:val="21"/>
-        </w:rPr>
-      </w:pPr>
-      <w:r>
-        <w:rPr>
           <w:rFonts w:ascii="DengXian" w:eastAsia="DengXian" w:hAnsi="DengXian" w:cs="Times New Roman" w:hint="eastAsia"/>
           <w:szCs w:val="21"/>
         </w:rPr>
-        <w:t xml:space="preserve"># 1. 查找tidyverse </w:t>
+      </w:pPr>
+      <w:r>
+        <w:rPr>
+          <w:rFonts w:ascii="DengXian" w:eastAsia="DengXian" w:hAnsi="DengXian" w:cs="Times New Roman" w:hint="eastAsia"/>
+          <w:szCs w:val="21"/>
+        </w:rPr>
+        <w:t># 0. 了解什么是 tidyverse</w:t>
+      </w:r>
+    </w:p>
+    <w:p>
+      <w:pPr>
+        <w:rPr>
+          <w:rFonts w:ascii="DengXian" w:eastAsia="DengXian" w:hAnsi="DengXian" w:cs="Times New Roman"/>
+          <w:szCs w:val="21"/>
+        </w:rPr>
+      </w:pPr>
+      <w:r>
+        <w:rPr>
+          <w:rFonts w:ascii="DengXian" w:eastAsia="DengXian" w:hAnsi="DengXian" w:cs="Times New Roman"/>
+          <w:szCs w:val="21"/>
+        </w:rPr>
+        <w:t>?tidyverse</w:t>
+      </w:r>
+    </w:p>
+    <w:p>
+      <w:pPr>
+        <w:rPr>
+          <w:rFonts w:ascii="DengXian" w:eastAsia="DengXian" w:hAnsi="DengXian" w:cs="Times New Roman"/>
+          <w:szCs w:val="21"/>
+        </w:rPr>
+      </w:pPr>
+    </w:p>
+    <w:p>
+      <w:pPr>
+        <w:rPr>
+          <w:rFonts w:ascii="DengXian" w:eastAsia="DengXian" w:hAnsi="DengXian" w:cs="Times New Roman" w:hint="eastAsia"/>
+          <w:szCs w:val="21"/>
+        </w:rPr>
+      </w:pPr>
+      <w:r>
+        <w:rPr>
+          <w:rFonts w:ascii="DengXian" w:eastAsia="DengXian" w:hAnsi="DengXian" w:cs="Times New Roman" w:hint="eastAsia"/>
+          <w:szCs w:val="21"/>
+        </w:rPr>
+        <w:t xml:space="preserve"># 1. 查找 tidyverse </w:t>
       </w:r>
     </w:p>
     <w:p>
@@ -124,16 +162,16 @@
     <w:p>
       <w:pPr>
         <w:rPr>
-          <w:rFonts w:ascii="DengXian" w:eastAsia="DengXian" w:hAnsi="DengXian" w:cs="Times New Roman"/>
-          <w:szCs w:val="21"/>
-        </w:rPr>
-      </w:pPr>
-      <w:r>
-        <w:rPr>
           <w:rFonts w:ascii="DengXian" w:eastAsia="DengXian" w:hAnsi="DengXian" w:cs="Times New Roman" w:hint="eastAsia"/>
           <w:szCs w:val="21"/>
         </w:rPr>
-        <w:t># 2. 从CRAN安装tidyverse</w:t>
+      </w:pPr>
+      <w:r>
+        <w:rPr>
+          <w:rFonts w:ascii="DengXian" w:eastAsia="DengXian" w:hAnsi="DengXian" w:cs="Times New Roman" w:hint="eastAsia"/>
+          <w:szCs w:val="21"/>
+        </w:rPr>
+        <w:t># 2. 从CRAN安装</w:t>
       </w:r>
     </w:p>
     <w:p>
@@ -162,16 +200,16 @@
     <w:p>
       <w:pPr>
         <w:rPr>
-          <w:rFonts w:ascii="DengXian" w:eastAsia="DengXian" w:hAnsi="DengXian" w:cs="Times New Roman"/>
-          <w:szCs w:val="21"/>
-        </w:rPr>
-      </w:pPr>
-      <w:r>
-        <w:rPr>
           <w:rFonts w:ascii="DengXian" w:eastAsia="DengXian" w:hAnsi="DengXian" w:cs="Times New Roman" w:hint="eastAsia"/>
           <w:szCs w:val="21"/>
         </w:rPr>
-        <w:t># 3. 加载tidyverse</w:t>
+      </w:pPr>
+      <w:r>
+        <w:rPr>
+          <w:rFonts w:ascii="DengXian" w:eastAsia="DengXian" w:hAnsi="DengXian" w:cs="Times New Roman" w:hint="eastAsia"/>
+          <w:szCs w:val="21"/>
+        </w:rPr>
+        <w:t># 3. 加载</w:t>
       </w:r>
     </w:p>
     <w:p>
@@ -200,16 +238,16 @@
     <w:p>
       <w:pPr>
         <w:rPr>
-          <w:rFonts w:ascii="DengXian" w:eastAsia="DengXian" w:hAnsi="DengXian" w:cs="Times New Roman"/>
-          <w:szCs w:val="21"/>
-        </w:rPr>
-      </w:pPr>
-      <w:r>
-        <w:rPr>
           <w:rFonts w:ascii="DengXian" w:eastAsia="DengXian" w:hAnsi="DengXian" w:cs="Times New Roman" w:hint="eastAsia"/>
           <w:szCs w:val="21"/>
         </w:rPr>
-        <w:t># 4. 查看已安装包中是否包含tidyverse</w:t>
+      </w:pPr>
+      <w:r>
+        <w:rPr>
+          <w:rFonts w:ascii="DengXian" w:eastAsia="DengXian" w:hAnsi="DengXian" w:cs="Times New Roman" w:hint="eastAsia"/>
+          <w:szCs w:val="21"/>
+        </w:rPr>
+        <w:t># 4. 查看已安装包中是否包含 tidyverse</w:t>
       </w:r>
     </w:p>
     <w:p>
@@ -238,16 +276,16 @@
     <w:p>
       <w:pPr>
         <w:rPr>
-          <w:rFonts w:ascii="DengXian" w:eastAsia="DengXian" w:hAnsi="DengXian" w:cs="Times New Roman"/>
-          <w:szCs w:val="21"/>
-        </w:rPr>
-      </w:pPr>
-      <w:r>
-        <w:rPr>
           <w:rFonts w:ascii="DengXian" w:eastAsia="DengXian" w:hAnsi="DengXian" w:cs="Times New Roman" w:hint="eastAsia"/>
           <w:szCs w:val="21"/>
         </w:rPr>
-        <w:t># 5. 查看tidyverse包的详细信息</w:t>
+      </w:pPr>
+      <w:r>
+        <w:rPr>
+          <w:rFonts w:ascii="DengXian" w:eastAsia="DengXian" w:hAnsi="DengXian" w:cs="Times New Roman" w:hint="eastAsia"/>
+          <w:szCs w:val="21"/>
+        </w:rPr>
+        <w:t># 5. 查看 tidyverse 包的详细信息</w:t>
       </w:r>
     </w:p>
     <w:p>
@@ -276,16 +314,16 @@
     <w:p>
       <w:pPr>
         <w:rPr>
-          <w:rFonts w:ascii="DengXian" w:eastAsia="DengXian" w:hAnsi="DengXian" w:cs="Times New Roman"/>
-          <w:szCs w:val="21"/>
-        </w:rPr>
-      </w:pPr>
-      <w:r>
-        <w:rPr>
           <w:rFonts w:ascii="DengXian" w:eastAsia="DengXian" w:hAnsi="DengXian" w:cs="Times New Roman" w:hint="eastAsia"/>
           <w:szCs w:val="21"/>
         </w:rPr>
-        <w:t># 6. 查看tidyverse包帮助文档</w:t>
+      </w:pPr>
+      <w:r>
+        <w:rPr>
+          <w:rFonts w:ascii="DengXian" w:eastAsia="DengXian" w:hAnsi="DengXian" w:cs="Times New Roman" w:hint="eastAsia"/>
+          <w:szCs w:val="21"/>
+        </w:rPr>
+        <w:t># 6. 查看帮助文档</w:t>
       </w:r>
     </w:p>
     <w:p>
@@ -323,8 +361,31 @@
           <w:rFonts w:ascii="DengXian" w:eastAsia="DengXian" w:hAnsi="DengXian" w:cs="Times New Roman" w:hint="eastAsia"/>
           <w:szCs w:val="21"/>
         </w:rPr>
-        <w:t># 7. 查看tidyverse包有哪些函数</w:t>
-      </w:r>
+        <w:t># 7. 查看 tidyverse 有哪些函数</w:t>
+      </w:r>
+    </w:p>
+    <w:p>
+      <w:pPr>
+        <w:rPr>
+          <w:rFonts w:ascii="DengXian" w:eastAsia="DengXian" w:hAnsi="DengXian" w:cs="Times New Roman"/>
+          <w:szCs w:val="21"/>
+        </w:rPr>
+      </w:pPr>
+      <w:r>
+        <w:rPr>
+          <w:rFonts w:ascii="DengXian" w:eastAsia="DengXian" w:hAnsi="DengXian" w:cs="Times New Roman"/>
+          <w:szCs w:val="21"/>
+        </w:rPr>
+        <w:t>ls("package:tidyverse")</w:t>
+      </w:r>
+    </w:p>
+    <w:p>
+      <w:pPr>
+        <w:rPr>
+          <w:rFonts w:ascii="DengXian" w:eastAsia="DengXian" w:hAnsi="DengXian" w:cs="Times New Roman"/>
+          <w:szCs w:val="21"/>
+        </w:rPr>
+      </w:pPr>
     </w:p>
     <w:p>
       <w:pPr>
@@ -335,16 +396,54 @@
       </w:pPr>
       <w:r>
         <w:rPr>
-          <w:rFonts w:ascii="DengXian" w:eastAsia="DengXian" w:hAnsi="DengXian" w:cs="Times New Roman"/>
-          <w:szCs w:val="21"/>
-        </w:rPr>
-        <w:t>ls("package:tidyverse")</w:t>
-      </w:r>
-    </w:p>
-    <w:p>
-      <w:pPr>
-        <w:rPr>
-          <w:rFonts w:ascii="DengXian" w:eastAsia="DengXian" w:hAnsi="DengXian"/>
+          <w:rFonts w:ascii="DengXian" w:eastAsia="DengXian" w:hAnsi="DengXian" w:cs="Times New Roman" w:hint="eastAsia"/>
+          <w:szCs w:val="21"/>
+        </w:rPr>
+        <w:t># 8. 查看 tidyverse 里有哪些数据集</w:t>
+      </w:r>
+    </w:p>
+    <w:p>
+      <w:pPr>
+        <w:rPr>
+          <w:rFonts w:ascii="DengXian" w:eastAsia="DengXian" w:hAnsi="DengXian" w:cs="Times New Roman"/>
+          <w:szCs w:val="21"/>
+        </w:rPr>
+      </w:pPr>
+      <w:r>
+        <w:rPr>
+          <w:rFonts w:ascii="DengXian" w:eastAsia="DengXian" w:hAnsi="DengXian" w:cs="Times New Roman"/>
+          <w:szCs w:val="21"/>
+        </w:rPr>
+        <w:t>data(package = "tidyverse")  # no data sets found</w:t>
+      </w:r>
+    </w:p>
+    <w:p>
+      <w:pPr>
+        <w:rPr>
+          <w:rFonts w:ascii="DengXian" w:eastAsia="DengXian" w:hAnsi="DengXian" w:cs="Times New Roman"/>
+          <w:szCs w:val="21"/>
+        </w:rPr>
+      </w:pPr>
+      <w:r>
+        <w:rPr>
+          <w:rFonts w:ascii="DengXian" w:eastAsia="DengXian" w:hAnsi="DengXian" w:cs="Times New Roman" w:hint="eastAsia"/>
+          <w:szCs w:val="21"/>
+        </w:rPr>
+        <w:t>data(package = "ggplot2") # 进一步查看子包所包含的数据集</w:t>
+      </w:r>
+    </w:p>
+    <w:p>
+      <w:pPr>
+        <w:rPr>
+          <w:rFonts w:ascii="DengXian" w:eastAsia="DengXian" w:hAnsi="DengXian" w:cs="Times New Roman"/>
+          <w:szCs w:val="21"/>
+        </w:rPr>
+      </w:pPr>
+    </w:p>
+    <w:p>
+      <w:pPr>
+        <w:rPr>
+          <w:rFonts w:ascii="DengXian" w:eastAsia="DengXian" w:hAnsi="DengXian" w:hint="eastAsia"/>
           <w:szCs w:val="21"/>
         </w:rPr>
       </w:pPr>
@@ -487,6 +586,7 @@
           <w:rFonts w:ascii="DengXian" w:eastAsia="DengXian" w:hAnsi="DengXian"/>
           <w:szCs w:val="21"/>
         </w:rPr>
+        <w:lastRenderedPageBreak/>
         <w:t xml:space="preserve">  return(result)</w:t>
       </w:r>
     </w:p>
